--- a/documents/Ahmed-Mahmoud-Managerial-CV.docx
+++ b/documents/Ahmed-Mahmoud-Managerial-CV.docx
@@ -967,7 +967,7 @@
           <w:color w:val="161F2B"/>
           <w:sz w:val="17"/>
         </w:rPr>
-        <w:t>Published Knowledge Platform — 73 original articles covering tourism operations, AI implementation, quality, commercial practice, MICE and product discovery.</w:t>
+        <w:t>Published Knowledge Platform — original articles covering tourism operations, AI implementation, quality, commercial practice, MICE and product discovery.</w:t>
       </w:r>
     </w:p>
     <w:p>
